--- a/Lr3/ИиКТ_25_ПОз_Куст_Елизавета_Олеговна_ЛР_3.docx
+++ b/Lr3/ИиКТ_25_ПОз_Куст_Елизавета_Олеговна_ЛР_3.docx
@@ -936,8 +936,6 @@
           <w:szCs w:val="28"/>
         </w:rPr>
       </w:pPr>
-      <w:bookmarkStart w:id="0" w:name="_GoBack"/>
-      <w:bookmarkEnd w:id="0"/>
       <w:r>
         <w:rPr>
           <w:rFonts w:ascii="Times New Roman" w:eastAsia="Times New Roman" w:hAnsi="Times New Roman" w:cs="Times New Roman"/>
@@ -1072,8 +1070,9 @@
           <w:szCs w:val="28"/>
           <w:lang w:val="en-US"/>
         </w:rPr>
-        <w:t xml:space="preserve"> </w:t>
-      </w:r>
+        <w:t xml:space="preserve">  --</w:t>
+      </w:r>
+      <w:proofErr w:type="gramEnd"/>
       <w:r>
         <w:rPr>
           <w:rFonts w:ascii="Times New Roman" w:eastAsia="Times New Roman" w:hAnsi="Times New Roman" w:cs="Times New Roman"/>
@@ -1083,8 +1082,9 @@
           <w:szCs w:val="28"/>
           <w:lang w:val="en-US"/>
         </w:rPr>
-        <w:t xml:space="preserve"> </w:t>
-      </w:r>
+        <w:t>global user.name "</w:t>
+      </w:r>
+      <w:proofErr w:type="spellStart"/>
       <w:r>
         <w:rPr>
           <w:rFonts w:ascii="Times New Roman" w:eastAsia="Times New Roman" w:hAnsi="Times New Roman" w:cs="Times New Roman"/>
@@ -1094,9 +1094,9 @@
           <w:szCs w:val="28"/>
           <w:lang w:val="en-US"/>
         </w:rPr>
-        <w:t>--</w:t>
-      </w:r>
-      <w:proofErr w:type="gramEnd"/>
+        <w:t>Kust</w:t>
+      </w:r>
+      <w:proofErr w:type="spellEnd"/>
       <w:r>
         <w:rPr>
           <w:rFonts w:ascii="Times New Roman" w:eastAsia="Times New Roman" w:hAnsi="Times New Roman" w:cs="Times New Roman"/>
@@ -1106,42 +1106,7 @@
           <w:szCs w:val="28"/>
           <w:lang w:val="en-US"/>
         </w:rPr>
-        <w:t>global user.name "</w:t>
-      </w:r>
-      <w:proofErr w:type="spellStart"/>
-      <w:r>
-        <w:rPr>
-          <w:rFonts w:ascii="Times New Roman" w:eastAsia="Times New Roman" w:hAnsi="Times New Roman" w:cs="Times New Roman"/>
-          <w:bCs/>
-          <w:kern w:val="32"/>
-          <w:sz w:val="28"/>
-          <w:szCs w:val="28"/>
-          <w:lang w:val="en-US"/>
-        </w:rPr>
-        <w:t>Kust</w:t>
-      </w:r>
-      <w:proofErr w:type="spellEnd"/>
-      <w:r>
-        <w:rPr>
-          <w:rFonts w:ascii="Times New Roman" w:eastAsia="Times New Roman" w:hAnsi="Times New Roman" w:cs="Times New Roman"/>
-          <w:bCs/>
-          <w:kern w:val="32"/>
-          <w:sz w:val="28"/>
-          <w:szCs w:val="28"/>
-          <w:lang w:val="en-US"/>
-        </w:rPr>
-        <w:t xml:space="preserve"> Elizaveta</w:t>
-      </w:r>
-      <w:r>
-        <w:rPr>
-          <w:rFonts w:ascii="Times New Roman" w:eastAsia="Times New Roman" w:hAnsi="Times New Roman" w:cs="Times New Roman"/>
-          <w:bCs/>
-          <w:kern w:val="32"/>
-          <w:sz w:val="28"/>
-          <w:szCs w:val="28"/>
-          <w:lang w:val="en-US"/>
-        </w:rPr>
-        <w:t xml:space="preserve">" </w:t>
+        <w:t xml:space="preserve"> Elizaveta" </w:t>
       </w:r>
     </w:p>
     <w:p>
@@ -1206,8 +1171,9 @@
           <w:szCs w:val="28"/>
           <w:lang w:val="en-US"/>
         </w:rPr>
-        <w:t xml:space="preserve"> </w:t>
-      </w:r>
+        <w:t xml:space="preserve">  --</w:t>
+      </w:r>
+      <w:proofErr w:type="gramEnd"/>
       <w:r>
         <w:rPr>
           <w:rFonts w:ascii="Times New Roman" w:eastAsia="Times New Roman" w:hAnsi="Times New Roman" w:cs="Times New Roman"/>
@@ -1217,8 +1183,9 @@
           <w:szCs w:val="28"/>
           <w:lang w:val="en-US"/>
         </w:rPr>
-        <w:t xml:space="preserve"> </w:t>
-      </w:r>
+        <w:t xml:space="preserve">global </w:t>
+      </w:r>
+      <w:proofErr w:type="spellStart"/>
       <w:r>
         <w:rPr>
           <w:rFonts w:ascii="Times New Roman" w:eastAsia="Times New Roman" w:hAnsi="Times New Roman" w:cs="Times New Roman"/>
@@ -1228,9 +1195,9 @@
           <w:szCs w:val="28"/>
           <w:lang w:val="en-US"/>
         </w:rPr>
-        <w:t>--</w:t>
-      </w:r>
-      <w:proofErr w:type="gramEnd"/>
+        <w:t>user.email</w:t>
+      </w:r>
+      <w:proofErr w:type="spellEnd"/>
       <w:r>
         <w:rPr>
           <w:rFonts w:ascii="Times New Roman" w:eastAsia="Times New Roman" w:hAnsi="Times New Roman" w:cs="Times New Roman"/>
@@ -1240,42 +1207,7 @@
           <w:szCs w:val="28"/>
           <w:lang w:val="en-US"/>
         </w:rPr>
-        <w:t xml:space="preserve">global </w:t>
-      </w:r>
-      <w:proofErr w:type="spellStart"/>
-      <w:r>
-        <w:rPr>
-          <w:rFonts w:ascii="Times New Roman" w:eastAsia="Times New Roman" w:hAnsi="Times New Roman" w:cs="Times New Roman"/>
-          <w:bCs/>
-          <w:kern w:val="32"/>
-          <w:sz w:val="28"/>
-          <w:szCs w:val="28"/>
-          <w:lang w:val="en-US"/>
-        </w:rPr>
-        <w:t>user.email</w:t>
-      </w:r>
-      <w:proofErr w:type="spellEnd"/>
-      <w:r>
-        <w:rPr>
-          <w:rFonts w:ascii="Times New Roman" w:eastAsia="Times New Roman" w:hAnsi="Times New Roman" w:cs="Times New Roman"/>
-          <w:bCs/>
-          <w:kern w:val="32"/>
-          <w:sz w:val="28"/>
-          <w:szCs w:val="28"/>
-          <w:lang w:val="en-US"/>
-        </w:rPr>
-        <w:t xml:space="preserve"> </w:t>
-      </w:r>
-      <w:r>
-        <w:rPr>
-          <w:rFonts w:ascii="Times New Roman" w:eastAsia="Times New Roman" w:hAnsi="Times New Roman" w:cs="Times New Roman"/>
-          <w:bCs/>
-          <w:kern w:val="32"/>
-          <w:sz w:val="28"/>
-          <w:szCs w:val="28"/>
-          <w:lang w:val="en-US"/>
-        </w:rPr>
-        <w:t>kysteo@gmail.com</w:t>
+        <w:t xml:space="preserve"> kysteo@gmail.com</w:t>
       </w:r>
     </w:p>
     <w:p>
@@ -1920,17 +1852,7 @@
           <w:szCs w:val="28"/>
           <w:lang w:eastAsia="ru-RU"/>
         </w:rPr>
-        <w:t xml:space="preserve"> с комментарием "Добавлены папки с лабораторными работами</w:t>
-      </w:r>
-      <w:r>
-        <w:rPr>
-          <w:rFonts w:ascii="Times New Roman" w:eastAsia="Times New Roman" w:hAnsi="Times New Roman" w:cs="Times New Roman"/>
-          <w:bCs/>
-          <w:sz w:val="28"/>
-          <w:szCs w:val="28"/>
-          <w:lang w:eastAsia="ru-RU"/>
-        </w:rPr>
-        <w:t>"</w:t>
+        <w:t xml:space="preserve"> с комментарием "Добавлены папки с лабораторными работами"</w:t>
       </w:r>
     </w:p>
     <w:p>
@@ -2001,7 +1923,7 @@
             <v:path o:extrusionok="f" gradientshapeok="t" o:connecttype="rect"/>
             <o:lock v:ext="edit" aspectratio="t"/>
           </v:shapetype>
-          <v:shape id="_x0000_i1027" type="#_x0000_t75" style="width:388.2pt;height:439.5pt">
+          <v:shape id="_x0000_i1025" type="#_x0000_t75" style="width:388.2pt;height:439.5pt">
             <v:imagedata r:id="rId10" o:title="начало3"/>
           </v:shape>
         </w:pict>
@@ -2347,6 +2269,67 @@
     </w:p>
     <w:p>
       <w:pPr>
+        <w:spacing w:line="240" w:lineRule="auto"/>
+        <w:jc w:val="both"/>
+        <w:rPr>
+          <w:rFonts w:ascii="Times New Roman" w:eastAsia="Times New Roman" w:hAnsi="Times New Roman" w:cs="Times New Roman"/>
+          <w:bCs/>
+          <w:sz w:val="28"/>
+          <w:szCs w:val="28"/>
+          <w:lang w:eastAsia="ru-RU"/>
+        </w:rPr>
+      </w:pPr>
+      <w:r>
+        <w:rPr>
+          <w:rFonts w:ascii="Times New Roman" w:eastAsia="Times New Roman" w:hAnsi="Times New Roman" w:cs="Times New Roman"/>
+          <w:bCs/>
+          <w:sz w:val="28"/>
+          <w:szCs w:val="28"/>
+          <w:lang w:eastAsia="ru-RU"/>
+        </w:rPr>
+        <w:lastRenderedPageBreak/>
+        <w:t>Добавление лабораторной №3</w:t>
+      </w:r>
+      <w:r>
+        <w:rPr>
+          <w:rFonts w:ascii="Times New Roman" w:eastAsia="Times New Roman" w:hAnsi="Times New Roman" w:cs="Times New Roman"/>
+          <w:bCs/>
+          <w:sz w:val="28"/>
+          <w:szCs w:val="28"/>
+          <w:lang w:eastAsia="ru-RU"/>
+        </w:rPr>
+        <w:t>:</w:t>
+      </w:r>
+    </w:p>
+    <w:p>
+      <w:pPr>
+        <w:spacing w:line="240" w:lineRule="auto"/>
+        <w:jc w:val="both"/>
+        <w:rPr>
+          <w:rFonts w:ascii="Times New Roman" w:eastAsia="Times New Roman" w:hAnsi="Times New Roman" w:cs="Times New Roman"/>
+          <w:bCs/>
+          <w:sz w:val="28"/>
+          <w:szCs w:val="28"/>
+          <w:lang w:eastAsia="ru-RU"/>
+        </w:rPr>
+      </w:pPr>
+      <w:r>
+        <w:rPr>
+          <w:rFonts w:ascii="Times New Roman" w:eastAsia="Times New Roman" w:hAnsi="Times New Roman" w:cs="Times New Roman"/>
+          <w:bCs/>
+          <w:sz w:val="28"/>
+          <w:szCs w:val="28"/>
+          <w:lang w:eastAsia="ru-RU"/>
+        </w:rPr>
+        <w:pict>
+          <v:shape id="_x0000_i1029" type="#_x0000_t75" style="width:275.35pt;height:183.75pt">
+            <v:imagedata r:id="rId13" o:title="начало21"/>
+          </v:shape>
+        </w:pict>
+      </w:r>
+    </w:p>
+    <w:p>
+      <w:pPr>
         <w:pStyle w:val="a7"/>
         <w:numPr>
           <w:ilvl w:val="0"/>
@@ -2364,7 +2347,6 @@
         </w:rPr>
       </w:pPr>
       <w:r>
-        <w:lastRenderedPageBreak/>
         <w:t xml:space="preserve"> </w:t>
       </w:r>
       <w:r>
@@ -2429,15 +2411,7 @@
           <w:sz w:val="28"/>
           <w:szCs w:val="28"/>
         </w:rPr>
-        <w:t xml:space="preserve">а также </w:t>
-      </w:r>
-      <w:r>
-        <w:rPr>
-          <w:rFonts w:ascii="Times New Roman" w:hAnsi="Times New Roman" w:cs="Times New Roman"/>
-          <w:sz w:val="28"/>
-          <w:szCs w:val="28"/>
-        </w:rPr>
-        <w:t>были созданы два новых текстовых файла</w:t>
+        <w:t>а также были созданы два новых текстовых файла</w:t>
       </w:r>
       <w:r>
         <w:rPr>
@@ -2538,8 +2512,8 @@
           <w:lang w:eastAsia="ru-RU"/>
         </w:rPr>
         <w:pict>
-          <v:shape id="_x0000_i1042" type="#_x0000_t75" style="width:373.25pt;height:407.25pt">
-            <v:imagedata r:id="rId13" o:title="начало7"/>
+          <v:shape id="_x0000_i1026" type="#_x0000_t75" style="width:373.25pt;height:407.25pt">
+            <v:imagedata r:id="rId14" o:title="начало7"/>
           </v:shape>
         </w:pict>
       </w:r>
@@ -2594,6 +2568,7 @@
           <w:szCs w:val="28"/>
           <w:lang w:eastAsia="ru-RU"/>
         </w:rPr>
+        <w:lastRenderedPageBreak/>
         <w:t xml:space="preserve">Для выполнения работы в именной ветке были созданы файлы test1.txt и test2.txt с </w:t>
       </w:r>
       <w:r>
@@ -2727,7 +2702,6 @@
           <w:szCs w:val="30"/>
           <w:lang w:eastAsia="ru-RU"/>
         </w:rPr>
-        <w:lastRenderedPageBreak/>
         <w:drawing>
           <wp:inline distT="0" distB="0" distL="0" distR="0">
             <wp:extent cx="4528108" cy="3578432"/>
@@ -2746,7 +2720,7 @@
                     </pic:cNvPicPr>
                   </pic:nvPicPr>
                   <pic:blipFill>
-                    <a:blip r:embed="rId14">
+                    <a:blip r:embed="rId15">
                       <a:extLst>
                         <a:ext uri="{28A0092B-C50C-407E-A947-70E740481C1C}">
                           <a14:useLocalDpi xmlns:a14="http://schemas.microsoft.com/office/drawing/2010/main" val="0"/>
@@ -2841,7 +2815,7 @@
                     </pic:cNvPicPr>
                   </pic:nvPicPr>
                   <pic:blipFill>
-                    <a:blip r:embed="rId15">
+                    <a:blip r:embed="rId16">
                       <a:extLst>
                         <a:ext uri="{28A0092B-C50C-407E-A947-70E740481C1C}">
                           <a14:useLocalDpi xmlns:a14="http://schemas.microsoft.com/office/drawing/2010/main" val="0"/>
@@ -2938,8 +2912,8 @@
           <w:lang w:eastAsia="ru-RU"/>
         </w:rPr>
         <w:pict>
-          <v:shape id="_x0000_i1068" type="#_x0000_t75" style="width:342.15pt;height:117.5pt">
-            <v:imagedata r:id="rId16" o:title="начало16"/>
+          <v:shape id="_x0000_i1027" type="#_x0000_t75" style="width:342.15pt;height:117.5pt">
+            <v:imagedata r:id="rId17" o:title="начало16"/>
           </v:shape>
         </w:pict>
       </w:r>
@@ -3023,16 +2997,6 @@
       <w:pPr>
         <w:spacing w:line="240" w:lineRule="auto"/>
         <w:rPr>
-          <w:rFonts w:ascii="Times New Roman" w:eastAsia="Times New Roman" w:hAnsi="Times New Roman" w:cs="Times New Roman"/>
-          <w:b/>
-          <w:bCs/>
-          <w:sz w:val="28"/>
-          <w:szCs w:val="28"/>
-          <w:lang w:eastAsia="ru-RU"/>
-        </w:rPr>
-      </w:pPr>
-      <w:r>
-        <w:rPr>
           <w:rFonts w:ascii="Arial" w:eastAsia="Times New Roman" w:hAnsi="Arial" w:cs="Arial"/>
           <w:b/>
           <w:bCs/>
@@ -3040,15 +3004,471 @@
           <w:szCs w:val="30"/>
           <w:lang w:eastAsia="ru-RU"/>
         </w:rPr>
+      </w:pPr>
+      <w:r>
+        <w:rPr>
+          <w:rFonts w:ascii="Arial" w:eastAsia="Times New Roman" w:hAnsi="Arial" w:cs="Arial"/>
+          <w:b/>
+          <w:bCs/>
+          <w:sz w:val="30"/>
+          <w:szCs w:val="30"/>
+          <w:lang w:eastAsia="ru-RU"/>
+        </w:rPr>
+        <w:lastRenderedPageBreak/>
         <w:pict>
-          <v:shape id="_x0000_i1083" type="#_x0000_t75" style="width:241.35pt;height:112.9pt">
-            <v:imagedata r:id="rId17" o:title="разрешение конфликта"/>
+          <v:shape id="_x0000_i1028" type="#_x0000_t75" style="width:241.35pt;height:112.9pt">
+            <v:imagedata r:id="rId18" o:title="разрешение конфликта"/>
           </v:shape>
         </w:pict>
       </w:r>
     </w:p>
+    <w:p>
+      <w:pPr>
+        <w:pStyle w:val="a7"/>
+        <w:numPr>
+          <w:ilvl w:val="0"/>
+          <w:numId w:val="3"/>
+        </w:numPr>
+        <w:spacing w:line="240" w:lineRule="auto"/>
+        <w:rPr>
+          <w:rFonts w:ascii="Times New Roman" w:eastAsia="Times New Roman" w:hAnsi="Times New Roman" w:cs="Times New Roman"/>
+          <w:b/>
+          <w:bCs/>
+          <w:sz w:val="28"/>
+          <w:szCs w:val="28"/>
+          <w:lang w:val="en-US" w:eastAsia="ru-RU"/>
+        </w:rPr>
+      </w:pPr>
+      <w:r>
+        <w:rPr>
+          <w:rFonts w:ascii="Times New Roman" w:eastAsia="Times New Roman" w:hAnsi="Times New Roman" w:cs="Times New Roman"/>
+          <w:b/>
+          <w:bCs/>
+          <w:sz w:val="28"/>
+          <w:szCs w:val="28"/>
+          <w:lang w:eastAsia="ru-RU"/>
+        </w:rPr>
+        <w:t xml:space="preserve">Создание </w:t>
+      </w:r>
+      <w:r>
+        <w:rPr>
+          <w:rFonts w:ascii="Times New Roman" w:eastAsia="Times New Roman" w:hAnsi="Times New Roman" w:cs="Times New Roman"/>
+          <w:b/>
+          <w:bCs/>
+          <w:sz w:val="28"/>
+          <w:szCs w:val="28"/>
+          <w:lang w:val="en-US" w:eastAsia="ru-RU"/>
+        </w:rPr>
+        <w:t>Pull request</w:t>
+      </w:r>
+    </w:p>
+    <w:p>
+      <w:pPr>
+        <w:pStyle w:val="a7"/>
+        <w:spacing w:line="240" w:lineRule="auto"/>
+        <w:jc w:val="both"/>
+        <w:rPr>
+          <w:rFonts w:ascii="Times New Roman" w:eastAsia="Times New Roman" w:hAnsi="Times New Roman" w:cs="Times New Roman"/>
+          <w:bCs/>
+          <w:sz w:val="28"/>
+          <w:szCs w:val="28"/>
+          <w:lang w:eastAsia="ru-RU"/>
+        </w:rPr>
+      </w:pPr>
+      <w:r>
+        <w:rPr>
+          <w:rFonts w:ascii="Times New Roman" w:eastAsia="Times New Roman" w:hAnsi="Times New Roman" w:cs="Times New Roman"/>
+          <w:bCs/>
+          <w:sz w:val="28"/>
+          <w:szCs w:val="28"/>
+          <w:lang w:eastAsia="ru-RU"/>
+        </w:rPr>
+        <w:t xml:space="preserve">В браузере была открыта главная страница личного удаленного </w:t>
+      </w:r>
+      <w:proofErr w:type="spellStart"/>
+      <w:r>
+        <w:rPr>
+          <w:rFonts w:ascii="Times New Roman" w:eastAsia="Times New Roman" w:hAnsi="Times New Roman" w:cs="Times New Roman"/>
+          <w:bCs/>
+          <w:sz w:val="28"/>
+          <w:szCs w:val="28"/>
+          <w:lang w:eastAsia="ru-RU"/>
+        </w:rPr>
+        <w:t>репозитория</w:t>
+      </w:r>
+      <w:proofErr w:type="spellEnd"/>
+      <w:r>
+        <w:rPr>
+          <w:rFonts w:ascii="Times New Roman" w:eastAsia="Times New Roman" w:hAnsi="Times New Roman" w:cs="Times New Roman"/>
+          <w:bCs/>
+          <w:sz w:val="28"/>
+          <w:szCs w:val="28"/>
+          <w:lang w:eastAsia="ru-RU"/>
+        </w:rPr>
+        <w:t xml:space="preserve"> Summer_2026. В верхнем меню осуществлен переход во вкладку </w:t>
+      </w:r>
+      <w:proofErr w:type="spellStart"/>
+      <w:r>
+        <w:rPr>
+          <w:rFonts w:ascii="Times New Roman" w:eastAsia="Times New Roman" w:hAnsi="Times New Roman" w:cs="Times New Roman"/>
+          <w:bCs/>
+          <w:sz w:val="28"/>
+          <w:szCs w:val="28"/>
+          <w:lang w:eastAsia="ru-RU"/>
+        </w:rPr>
+        <w:t>Pull</w:t>
+      </w:r>
+      <w:proofErr w:type="spellEnd"/>
+      <w:r>
+        <w:rPr>
+          <w:rFonts w:ascii="Times New Roman" w:eastAsia="Times New Roman" w:hAnsi="Times New Roman" w:cs="Times New Roman"/>
+          <w:bCs/>
+          <w:sz w:val="28"/>
+          <w:szCs w:val="28"/>
+          <w:lang w:eastAsia="ru-RU"/>
+        </w:rPr>
+        <w:t xml:space="preserve"> </w:t>
+      </w:r>
+      <w:proofErr w:type="spellStart"/>
+      <w:r>
+        <w:rPr>
+          <w:rFonts w:ascii="Times New Roman" w:eastAsia="Times New Roman" w:hAnsi="Times New Roman" w:cs="Times New Roman"/>
+          <w:bCs/>
+          <w:sz w:val="28"/>
+          <w:szCs w:val="28"/>
+          <w:lang w:eastAsia="ru-RU"/>
+        </w:rPr>
+        <w:t>requests</w:t>
+      </w:r>
+      <w:proofErr w:type="spellEnd"/>
+      <w:r>
+        <w:rPr>
+          <w:rFonts w:ascii="Times New Roman" w:eastAsia="Times New Roman" w:hAnsi="Times New Roman" w:cs="Times New Roman"/>
+          <w:bCs/>
+          <w:sz w:val="28"/>
+          <w:szCs w:val="28"/>
+          <w:lang w:eastAsia="ru-RU"/>
+        </w:rPr>
+        <w:t xml:space="preserve">, после чего нажата активная зеленая кнопка </w:t>
+      </w:r>
+      <w:proofErr w:type="spellStart"/>
+      <w:r>
+        <w:rPr>
+          <w:rFonts w:ascii="Times New Roman" w:eastAsia="Times New Roman" w:hAnsi="Times New Roman" w:cs="Times New Roman"/>
+          <w:bCs/>
+          <w:sz w:val="28"/>
+          <w:szCs w:val="28"/>
+          <w:lang w:eastAsia="ru-RU"/>
+        </w:rPr>
+        <w:t>New</w:t>
+      </w:r>
+      <w:proofErr w:type="spellEnd"/>
+      <w:r>
+        <w:rPr>
+          <w:rFonts w:ascii="Times New Roman" w:eastAsia="Times New Roman" w:hAnsi="Times New Roman" w:cs="Times New Roman"/>
+          <w:bCs/>
+          <w:sz w:val="28"/>
+          <w:szCs w:val="28"/>
+          <w:lang w:eastAsia="ru-RU"/>
+        </w:rPr>
+        <w:t xml:space="preserve"> </w:t>
+      </w:r>
+      <w:proofErr w:type="spellStart"/>
+      <w:r>
+        <w:rPr>
+          <w:rFonts w:ascii="Times New Roman" w:eastAsia="Times New Roman" w:hAnsi="Times New Roman" w:cs="Times New Roman"/>
+          <w:bCs/>
+          <w:sz w:val="28"/>
+          <w:szCs w:val="28"/>
+          <w:lang w:eastAsia="ru-RU"/>
+        </w:rPr>
+        <w:t>pull</w:t>
+      </w:r>
+      <w:proofErr w:type="spellEnd"/>
+      <w:r>
+        <w:rPr>
+          <w:rFonts w:ascii="Times New Roman" w:eastAsia="Times New Roman" w:hAnsi="Times New Roman" w:cs="Times New Roman"/>
+          <w:bCs/>
+          <w:sz w:val="28"/>
+          <w:szCs w:val="28"/>
+          <w:lang w:eastAsia="ru-RU"/>
+        </w:rPr>
+        <w:t xml:space="preserve"> </w:t>
+      </w:r>
+      <w:proofErr w:type="spellStart"/>
+      <w:r>
+        <w:rPr>
+          <w:rFonts w:ascii="Times New Roman" w:eastAsia="Times New Roman" w:hAnsi="Times New Roman" w:cs="Times New Roman"/>
+          <w:bCs/>
+          <w:sz w:val="28"/>
+          <w:szCs w:val="28"/>
+          <w:lang w:eastAsia="ru-RU"/>
+        </w:rPr>
+        <w:t>request</w:t>
+      </w:r>
+      <w:proofErr w:type="spellEnd"/>
+      <w:r>
+        <w:rPr>
+          <w:rFonts w:ascii="Times New Roman" w:eastAsia="Times New Roman" w:hAnsi="Times New Roman" w:cs="Times New Roman"/>
+          <w:bCs/>
+          <w:sz w:val="28"/>
+          <w:szCs w:val="28"/>
+          <w:lang w:eastAsia="ru-RU"/>
+        </w:rPr>
+        <w:t xml:space="preserve"> </w:t>
+      </w:r>
+    </w:p>
+    <w:p>
+      <w:pPr>
+        <w:pStyle w:val="a7"/>
+        <w:spacing w:line="240" w:lineRule="auto"/>
+        <w:rPr>
+          <w:rFonts w:ascii="Times New Roman" w:eastAsia="Times New Roman" w:hAnsi="Times New Roman" w:cs="Times New Roman"/>
+          <w:b/>
+          <w:bCs/>
+          <w:sz w:val="28"/>
+          <w:szCs w:val="28"/>
+          <w:lang w:val="en-US" w:eastAsia="ru-RU"/>
+        </w:rPr>
+      </w:pPr>
+      <w:r>
+        <w:rPr>
+          <w:rFonts w:ascii="Times New Roman" w:eastAsia="Times New Roman" w:hAnsi="Times New Roman" w:cs="Times New Roman"/>
+          <w:b/>
+          <w:bCs/>
+          <w:sz w:val="28"/>
+          <w:szCs w:val="28"/>
+          <w:lang w:val="en-US" w:eastAsia="ru-RU"/>
+        </w:rPr>
+        <w:pict>
+          <v:shape id="_x0000_i1033" type="#_x0000_t75" style="width:364.6pt;height:142.25pt">
+            <v:imagedata r:id="rId19" o:title="начало22"/>
+          </v:shape>
+        </w:pict>
+      </w:r>
+    </w:p>
+    <w:p>
+      <w:pPr>
+        <w:pStyle w:val="a7"/>
+        <w:spacing w:line="240" w:lineRule="auto"/>
+        <w:rPr>
+          <w:rFonts w:ascii="Times New Roman" w:eastAsia="Times New Roman" w:hAnsi="Times New Roman" w:cs="Times New Roman"/>
+          <w:b/>
+          <w:bCs/>
+          <w:sz w:val="28"/>
+          <w:szCs w:val="28"/>
+          <w:lang w:eastAsia="ru-RU"/>
+        </w:rPr>
+      </w:pPr>
+      <w:r>
+        <w:rPr>
+          <w:rFonts w:ascii="Times New Roman" w:eastAsia="Times New Roman" w:hAnsi="Times New Roman" w:cs="Times New Roman"/>
+          <w:bCs/>
+          <w:sz w:val="28"/>
+          <w:szCs w:val="28"/>
+          <w:lang w:eastAsia="ru-RU"/>
+        </w:rPr>
+        <w:t>Наименование:</w:t>
+      </w:r>
+      <w:r>
+        <w:rPr>
+          <w:rFonts w:ascii="Times New Roman" w:eastAsia="Times New Roman" w:hAnsi="Times New Roman" w:cs="Times New Roman"/>
+          <w:b/>
+          <w:bCs/>
+          <w:sz w:val="28"/>
+          <w:szCs w:val="28"/>
+          <w:lang w:eastAsia="ru-RU"/>
+        </w:rPr>
+        <w:t xml:space="preserve"> </w:t>
+      </w:r>
+      <w:r>
+        <w:rPr>
+          <w:rFonts w:ascii="Times New Roman" w:eastAsia="Times New Roman" w:hAnsi="Times New Roman" w:cs="Times New Roman"/>
+          <w:b/>
+          <w:bCs/>
+          <w:noProof/>
+          <w:sz w:val="28"/>
+          <w:szCs w:val="28"/>
+          <w:lang w:eastAsia="ru-RU"/>
+        </w:rPr>
+        <w:drawing>
+          <wp:inline distT="0" distB="0" distL="0" distR="0">
+            <wp:extent cx="4337685" cy="2282190"/>
+            <wp:effectExtent l="0" t="0" r="5715" b="3810"/>
+            <wp:docPr id="7" name="Рисунок 7" descr="C:\Users\Panda\AppData\Local\Microsoft\Windows\INetCache\Content.Word\начало23.png"/>
+            <wp:cNvGraphicFramePr>
+              <a:graphicFrameLocks xmlns:a="http://schemas.openxmlformats.org/drawingml/2006/main" noChangeAspect="1"/>
+            </wp:cNvGraphicFramePr>
+            <a:graphic xmlns:a="http://schemas.openxmlformats.org/drawingml/2006/main">
+              <a:graphicData uri="http://schemas.openxmlformats.org/drawingml/2006/picture">
+                <pic:pic xmlns:pic="http://schemas.openxmlformats.org/drawingml/2006/picture">
+                  <pic:nvPicPr>
+                    <pic:cNvPr id="0" name="Picture 24" descr="C:\Users\Panda\AppData\Local\Microsoft\Windows\INetCache\Content.Word\начало23.png"/>
+                    <pic:cNvPicPr>
+                      <a:picLocks noChangeAspect="1" noChangeArrowheads="1"/>
+                    </pic:cNvPicPr>
+                  </pic:nvPicPr>
+                  <pic:blipFill>
+                    <a:blip r:embed="rId20" cstate="print">
+                      <a:extLst>
+                        <a:ext uri="{28A0092B-C50C-407E-A947-70E740481C1C}">
+                          <a14:useLocalDpi xmlns:a14="http://schemas.microsoft.com/office/drawing/2010/main" val="0"/>
+                        </a:ext>
+                      </a:extLst>
+                    </a:blip>
+                    <a:srcRect/>
+                    <a:stretch>
+                      <a:fillRect/>
+                    </a:stretch>
+                  </pic:blipFill>
+                  <pic:spPr bwMode="auto">
+                    <a:xfrm>
+                      <a:off x="0" y="0"/>
+                      <a:ext cx="4337685" cy="2282190"/>
+                    </a:xfrm>
+                    <a:prstGeom prst="rect">
+                      <a:avLst/>
+                    </a:prstGeom>
+                    <a:noFill/>
+                    <a:ln>
+                      <a:noFill/>
+                    </a:ln>
+                  </pic:spPr>
+                </pic:pic>
+              </a:graphicData>
+            </a:graphic>
+          </wp:inline>
+        </w:drawing>
+      </w:r>
+    </w:p>
+    <w:p>
+      <w:pPr>
+        <w:pStyle w:val="a7"/>
+        <w:spacing w:line="240" w:lineRule="auto"/>
+        <w:rPr>
+          <w:rFonts w:ascii="Times New Roman" w:eastAsia="Times New Roman" w:hAnsi="Times New Roman" w:cs="Times New Roman"/>
+          <w:bCs/>
+          <w:sz w:val="28"/>
+          <w:szCs w:val="28"/>
+          <w:lang w:eastAsia="ru-RU"/>
+        </w:rPr>
+      </w:pPr>
+      <w:r>
+        <w:rPr>
+          <w:rFonts w:ascii="Times New Roman" w:eastAsia="Times New Roman" w:hAnsi="Times New Roman" w:cs="Times New Roman"/>
+          <w:bCs/>
+          <w:sz w:val="28"/>
+          <w:szCs w:val="28"/>
+          <w:lang w:eastAsia="ru-RU"/>
+        </w:rPr>
+        <w:t xml:space="preserve">Страница обновилась, и запрос на проверку открылся </w:t>
+      </w:r>
+      <w:r>
+        <w:rPr>
+          <w:rFonts w:ascii="Times New Roman" w:eastAsia="Times New Roman" w:hAnsi="Times New Roman" w:cs="Times New Roman"/>
+          <w:bCs/>
+          <w:sz w:val="28"/>
+          <w:szCs w:val="28"/>
+          <w:lang w:eastAsia="ru-RU"/>
+        </w:rPr>
+        <w:t xml:space="preserve">об этом говорит появившийся </w:t>
+      </w:r>
+      <w:r>
+        <w:rPr>
+          <w:rFonts w:ascii="Times New Roman" w:eastAsia="Times New Roman" w:hAnsi="Times New Roman" w:cs="Times New Roman"/>
+          <w:bCs/>
+          <w:sz w:val="28"/>
+          <w:szCs w:val="28"/>
+          <w:lang w:eastAsia="ru-RU"/>
+        </w:rPr>
+        <w:t xml:space="preserve">зеленый значок </w:t>
+      </w:r>
+      <w:proofErr w:type="spellStart"/>
+      <w:r>
+        <w:rPr>
+          <w:rFonts w:ascii="Times New Roman" w:eastAsia="Times New Roman" w:hAnsi="Times New Roman" w:cs="Times New Roman"/>
+          <w:bCs/>
+          <w:sz w:val="28"/>
+          <w:szCs w:val="28"/>
+          <w:lang w:eastAsia="ru-RU"/>
+        </w:rPr>
+        <w:t>Open</w:t>
+      </w:r>
+      <w:proofErr w:type="spellEnd"/>
+      <w:r>
+        <w:rPr>
+          <w:rFonts w:ascii="Times New Roman" w:eastAsia="Times New Roman" w:hAnsi="Times New Roman" w:cs="Times New Roman"/>
+          <w:bCs/>
+          <w:sz w:val="28"/>
+          <w:szCs w:val="28"/>
+          <w:lang w:eastAsia="ru-RU"/>
+        </w:rPr>
+        <w:t xml:space="preserve">. </w:t>
+      </w:r>
+      <w:r>
+        <w:rPr>
+          <w:rFonts w:ascii="Times New Roman" w:eastAsia="Times New Roman" w:hAnsi="Times New Roman" w:cs="Times New Roman"/>
+          <w:b/>
+          <w:bCs/>
+          <w:noProof/>
+          <w:sz w:val="28"/>
+          <w:szCs w:val="28"/>
+          <w:lang w:eastAsia="ru-RU"/>
+        </w:rPr>
+        <w:drawing>
+          <wp:inline distT="0" distB="0" distL="0" distR="0" wp14:anchorId="5F7E79A8" wp14:editId="120DFF52">
+            <wp:extent cx="3621024" cy="1810281"/>
+            <wp:effectExtent l="0" t="0" r="0" b="0"/>
+            <wp:docPr id="9" name="Рисунок 9" descr="C:\Users\Panda\AppData\Local\Microsoft\Windows\INetCache\Content.Word\начало24.png"/>
+            <wp:cNvGraphicFramePr>
+              <a:graphicFrameLocks xmlns:a="http://schemas.openxmlformats.org/drawingml/2006/main" noChangeAspect="1"/>
+            </wp:cNvGraphicFramePr>
+            <a:graphic xmlns:a="http://schemas.openxmlformats.org/drawingml/2006/main">
+              <a:graphicData uri="http://schemas.openxmlformats.org/drawingml/2006/picture">
+                <pic:pic xmlns:pic="http://schemas.openxmlformats.org/drawingml/2006/picture">
+                  <pic:nvPicPr>
+                    <pic:cNvPr id="0" name="Picture 26" descr="C:\Users\Panda\AppData\Local\Microsoft\Windows\INetCache\Content.Word\начало24.png"/>
+                    <pic:cNvPicPr>
+                      <a:picLocks noChangeAspect="1" noChangeArrowheads="1"/>
+                    </pic:cNvPicPr>
+                  </pic:nvPicPr>
+                  <pic:blipFill>
+                    <a:blip r:embed="rId21" cstate="print">
+                      <a:extLst>
+                        <a:ext uri="{28A0092B-C50C-407E-A947-70E740481C1C}">
+                          <a14:useLocalDpi xmlns:a14="http://schemas.microsoft.com/office/drawing/2010/main" val="0"/>
+                        </a:ext>
+                      </a:extLst>
+                    </a:blip>
+                    <a:srcRect/>
+                    <a:stretch>
+                      <a:fillRect/>
+                    </a:stretch>
+                  </pic:blipFill>
+                  <pic:spPr bwMode="auto">
+                    <a:xfrm>
+                      <a:off x="0" y="0"/>
+                      <a:ext cx="3636112" cy="1817824"/>
+                    </a:xfrm>
+                    <a:prstGeom prst="rect">
+                      <a:avLst/>
+                    </a:prstGeom>
+                    <a:noFill/>
+                    <a:ln>
+                      <a:noFill/>
+                    </a:ln>
+                  </pic:spPr>
+                </pic:pic>
+              </a:graphicData>
+            </a:graphic>
+          </wp:inline>
+        </w:drawing>
+      </w:r>
+      <w:bookmarkStart w:id="0" w:name="_GoBack"/>
+      <w:bookmarkEnd w:id="0"/>
+    </w:p>
     <w:sectPr>
-      <w:footerReference w:type="first" r:id="rId18"/>
+      <w:footerReference w:type="first" r:id="rId22"/>
       <w:pgSz w:w="11906" w:h="16838"/>
       <w:pgMar w:top="1134" w:right="850" w:bottom="1134" w:left="1701" w:header="708" w:footer="708" w:gutter="0"/>
       <w:cols w:space="708"/>
